--- a/contestant_sim/API参考/highrise_lite.docx
+++ b/contestant_sim/API参考/highrise_lite.docx
@@ -15,7 +15,7 @@
         <w:rPr>
           <w:b/>
         </w:rPr>
-        <w:t>这个程序用到 23 个 API。</w:t>
+        <w:t>这个程序用到 26 个 API。</w:t>
       </w:r>
       <w:r>
         <w:t>SDK 全部能力有 80 个，其余是底层/备用接口，这个程序没用到。条目按程序里出现的先后排，括号里是首次用到的行号——对着源码从上往下读，顺序能对上。本文档自动生成，不要手改。</w:t>
@@ -102,7 +102,52 @@
           </w:tcPr>
           <w:p>
             <w:r>
-              <w:t>37</w:t>
+              <w:t>38</w:t>
+            </w:r>
+          </w:p>
+        </w:tc>
+        <w:tc>
+          <w:tcPr>
+            <w:tcW w:type="dxa" w:w="2160"/>
+          </w:tcPr>
+          <w:p>
+            <w:r>
+              <w:rPr>
+                <w:rFonts w:ascii="Consolas" w:hAnsi="Consolas"/>
+              </w:rPr>
+              <w:t>set_camera_mode</w:t>
+            </w:r>
+          </w:p>
+        </w:tc>
+        <w:tc>
+          <w:tcPr>
+            <w:tcW w:type="dxa" w:w="2160"/>
+          </w:tcPr>
+          <w:p>
+            <w:r>
+              <w:t>视觉：识别与对准</w:t>
+            </w:r>
+          </w:p>
+        </w:tc>
+        <w:tc>
+          <w:tcPr>
+            <w:tcW w:type="dxa" w:w="2160"/>
+          </w:tcPr>
+          <w:p>
+            <w:r>
+              <w:t>切换自己这架飞机某一路相机的检测模式。</w:t>
+            </w:r>
+          </w:p>
+        </w:tc>
+      </w:tr>
+      <w:tr>
+        <w:tc>
+          <w:tcPr>
+            <w:tcW w:type="dxa" w:w="2160"/>
+          </w:tcPr>
+          <w:p>
+            <w:r>
+              <w:t>39</w:t>
             </w:r>
           </w:p>
         </w:tc>
@@ -147,7 +192,7 @@
           </w:tcPr>
           <w:p>
             <w:r>
-              <w:t>38</w:t>
+              <w:t>40</w:t>
             </w:r>
           </w:p>
         </w:tc>
@@ -192,7 +237,95 @@
           </w:tcPr>
           <w:p>
             <w:r>
-              <w:t>39</w:t>
+              <w:t>41</w:t>
+            </w:r>
+          </w:p>
+        </w:tc>
+        <w:tc>
+          <w:tcPr>
+            <w:tcW w:type="dxa" w:w="2160"/>
+          </w:tcPr>
+          <w:p>
+            <w:r>
+              <w:rPr>
+                <w:rFonts w:ascii="Consolas" w:hAnsi="Consolas"/>
+              </w:rPr>
+              <w:t>set_max_vel</w:t>
+            </w:r>
+          </w:p>
+        </w:tc>
+        <w:tc>
+          <w:tcPr>
+            <w:tcW w:type="dxa" w:w="2160"/>
+          </w:tcPr>
+          <w:p>
+            <w:r>
+              <w:t>航线飞行</w:t>
+            </w:r>
+          </w:p>
+        </w:tc>
+        <w:tc>
+          <w:tcPr>
+            <w:tcW w:type="dxa" w:w="2160"/>
+          </w:tcPr>
+          <w:p>
+            <w:r>
+              <w:t>改ego_planner的巡航限速，返回改之前的值（方便用完恢复）。</w:t>
+            </w:r>
+          </w:p>
+        </w:tc>
+      </w:tr>
+      <w:tr>
+        <w:tc>
+          <w:tcPr>
+            <w:tcW w:type="dxa" w:w="2160"/>
+          </w:tcPr>
+          <w:p>
+            <w:r>
+              <w:t>41</w:t>
+            </w:r>
+          </w:p>
+        </w:tc>
+        <w:tc>
+          <w:tcPr>
+            <w:tcW w:type="dxa" w:w="2160"/>
+          </w:tcPr>
+          <w:p>
+            <w:r>
+              <w:rPr>
+                <w:rFonts w:ascii="Consolas" w:hAnsi="Consolas"/>
+              </w:rPr>
+              <w:t>max_vel_mps</w:t>
+            </w:r>
+          </w:p>
+        </w:tc>
+        <w:tc>
+          <w:tcPr>
+            <w:tcW w:type="dxa" w:w="2160"/>
+          </w:tcPr>
+          <w:p>
+            <w:r>
+              <w:t>航线飞行</w:t>
+            </w:r>
+          </w:p>
+        </w:tc>
+        <w:tc>
+          <w:tcPr>
+            <w:tcW w:type="dxa" w:w="2160"/>
+          </w:tcPr>
+          <w:p>
+            <w:r/>
+          </w:p>
+        </w:tc>
+      </w:tr>
+      <w:tr>
+        <w:tc>
+          <w:tcPr>
+            <w:tcW w:type="dxa" w:w="2160"/>
+          </w:tcPr>
+          <w:p>
+            <w:r>
+              <w:t>42</w:t>
             </w:r>
           </w:p>
         </w:tc>
@@ -237,7 +370,7 @@
           </w:tcPr>
           <w:p>
             <w:r>
-              <w:t>40</w:t>
+              <w:t>43</w:t>
             </w:r>
           </w:p>
         </w:tc>
@@ -282,7 +415,7 @@
           </w:tcPr>
           <w:p>
             <w:r>
-              <w:t>44</w:t>
+              <w:t>47</w:t>
             </w:r>
           </w:p>
         </w:tc>
@@ -327,7 +460,7 @@
           </w:tcPr>
           <w:p>
             <w:r>
-              <w:t>45</w:t>
+              <w:t>48</w:t>
             </w:r>
           </w:p>
         </w:tc>
@@ -372,7 +505,7 @@
           </w:tcPr>
           <w:p>
             <w:r>
-              <w:t>46</w:t>
+              <w:t>49</w:t>
             </w:r>
           </w:p>
         </w:tc>
@@ -417,7 +550,7 @@
           </w:tcPr>
           <w:p>
             <w:r>
-              <w:t>47</w:t>
+              <w:t>50</w:t>
             </w:r>
           </w:p>
         </w:tc>
@@ -462,7 +595,7 @@
           </w:tcPr>
           <w:p>
             <w:r>
-              <w:t>48</w:t>
+              <w:t>51</w:t>
             </w:r>
           </w:p>
         </w:tc>
@@ -507,7 +640,7 @@
           </w:tcPr>
           <w:p>
             <w:r>
-              <w:t>49</w:t>
+              <w:t>52</w:t>
             </w:r>
           </w:p>
         </w:tc>
@@ -552,7 +685,7 @@
           </w:tcPr>
           <w:p>
             <w:r>
-              <w:t>50</w:t>
+              <w:t>53</w:t>
             </w:r>
           </w:p>
         </w:tc>
@@ -597,7 +730,7 @@
           </w:tcPr>
           <w:p>
             <w:r>
-              <w:t>53</w:t>
+              <w:t>56</w:t>
             </w:r>
           </w:p>
         </w:tc>
@@ -642,7 +775,7 @@
           </w:tcPr>
           <w:p>
             <w:r>
-              <w:t>55</w:t>
+              <w:t>58</w:t>
             </w:r>
           </w:p>
         </w:tc>
@@ -687,7 +820,7 @@
           </w:tcPr>
           <w:p>
             <w:r>
-              <w:t>61</w:t>
+              <w:t>64</w:t>
             </w:r>
           </w:p>
         </w:tc>
@@ -732,7 +865,7 @@
           </w:tcPr>
           <w:p>
             <w:r>
-              <w:t>64</w:t>
+              <w:t>67</w:t>
             </w:r>
           </w:p>
         </w:tc>
@@ -777,7 +910,7 @@
           </w:tcPr>
           <w:p>
             <w:r>
-              <w:t>78</w:t>
+              <w:t>84</w:t>
             </w:r>
           </w:p>
         </w:tc>
@@ -822,7 +955,7 @@
           </w:tcPr>
           <w:p>
             <w:r>
-              <w:t>83</w:t>
+              <w:t>96</w:t>
             </w:r>
           </w:p>
         </w:tc>
@@ -867,7 +1000,7 @@
           </w:tcPr>
           <w:p>
             <w:r>
-              <w:t>86</w:t>
+              <w:t>102</w:t>
             </w:r>
           </w:p>
         </w:tc>
@@ -912,7 +1045,7 @@
           </w:tcPr>
           <w:p>
             <w:r>
-              <w:t>97</w:t>
+              <w:t>113</w:t>
             </w:r>
           </w:p>
         </w:tc>
@@ -957,7 +1090,7 @@
           </w:tcPr>
           <w:p>
             <w:r>
-              <w:t>100</w:t>
+              <w:t>116</w:t>
             </w:r>
           </w:p>
         </w:tc>
@@ -1002,7 +1135,7 @@
           </w:tcPr>
           <w:p>
             <w:r>
-              <w:t>101</w:t>
+              <w:t>117</w:t>
             </w:r>
           </w:p>
         </w:tc>
@@ -1035,7 +1168,7 @@
           </w:tcPr>
           <w:p>
             <w:r>
-              <w:t>飞到物资点 -&gt; 边瞄边降到底 -&gt; 松开 -&gt; 起飞回巡航高度。</w:t>
+              <w:t>飞到物资点 -&gt; 降落 -&gt; 松开 -&gt; 起飞回巡航高度。</w:t>
             </w:r>
           </w:p>
         </w:tc>
@@ -1047,7 +1180,7 @@
           </w:tcPr>
           <w:p>
             <w:r>
-              <w:t>103</w:t>
+              <w:t>122</w:t>
             </w:r>
           </w:p>
         </w:tc>
@@ -1092,7 +1225,7 @@
           </w:tcPr>
           <w:p>
             <w:r>
-              <w:t>107</w:t>
+              <w:t>126</w:t>
             </w:r>
           </w:p>
         </w:tc>
@@ -1151,7 +1284,7 @@
           <w:b/>
           <w:sz w:val="22"/>
         </w:rPr>
-        <w:t>PHOTO_DIR</w:t>
+        <w:t>set_camera_mode(camera: str, mode: str='yolo', wait: bool=True, timeout: float=20.0)</w:t>
       </w:r>
     </w:p>
     <w:p>
@@ -1160,7 +1293,165 @@
           <w:i/>
           <w:sz w:val="18"/>
         </w:rPr>
-        <w:t>第 37 行首次用到 · 拍照</w:t>
+        <w:t>第 38 行首次用到 · 视觉：识别与对准</w:t>
+      </w:r>
+    </w:p>
+    <w:p>
+      <w:r>
+        <w:t>切换</w:t>
+      </w:r>
+      <w:r>
+        <w:rPr>
+          <w:b/>
+        </w:rPr>
+        <w:t>自己这架飞机</w:t>
+      </w:r>
+      <w:r>
+        <w:t>某一路相机的检测模式。</w:t>
+      </w:r>
+    </w:p>
+    <w:p>
+      <w:r>
+        <w:rPr>
+          <w:b/>
+        </w:rPr>
+        <w:t>参数</w:t>
+      </w:r>
+    </w:p>
+    <w:p>
+      <w:pPr>
+        <w:pStyle w:val="ListBullet"/>
+        <w:ind w:left="480"/>
+      </w:pPr>
+      <w:r>
+        <w:t xml:space="preserve">camera: </w:t>
+      </w:r>
+      <w:r>
+        <w:rPr>
+          <w:rFonts w:ascii="Consolas" w:hAnsi="Consolas"/>
+        </w:rPr>
+        <w:t>'front'</w:t>
+      </w:r>
+      <w:r>
+        <w:t xml:space="preserve">（前视，= control_server 的 cam0）或 </w:t>
+      </w:r>
+      <w:r>
+        <w:rPr>
+          <w:rFonts w:ascii="Consolas" w:hAnsi="Consolas"/>
+        </w:rPr>
+        <w:t>'down'</w:t>
+      </w:r>
+      <w:r>
+        <w:t>（下视，= cam1）。</w:t>
+      </w:r>
+    </w:p>
+    <w:p>
+      <w:pPr>
+        <w:pStyle w:val="ListBullet"/>
+        <w:ind w:left="480"/>
+      </w:pPr>
+      <w:r>
+        <w:t xml:space="preserve">mode: </w:t>
+      </w:r>
+      <w:r>
+        <w:rPr>
+          <w:rFonts w:ascii="Consolas" w:hAnsi="Consolas"/>
+        </w:rPr>
+        <w:t>'yolo'</w:t>
+      </w:r>
+      <w:r>
+        <w:t xml:space="preserve"> 检测 / </w:t>
+      </w:r>
+      <w:r>
+        <w:rPr>
+          <w:rFonts w:ascii="Consolas" w:hAnsi="Consolas"/>
+        </w:rPr>
+        <w:t>'apriltag'</w:t>
+      </w:r>
+      <w:r>
+        <w:t xml:space="preserve"> 只认标签 / </w:t>
+      </w:r>
+      <w:r>
+        <w:rPr>
+          <w:rFonts w:ascii="Consolas" w:hAnsi="Consolas"/>
+        </w:rPr>
+        <w:t>'raw'</w:t>
+      </w:r>
+      <w:r>
+        <w:t xml:space="preserve"> 纯视频直通 / </w:t>
+      </w:r>
+      <w:r>
+        <w:rPr>
+          <w:rFonts w:ascii="Consolas" w:hAnsi="Consolas"/>
+        </w:rPr>
+        <w:t>'stop'</w:t>
+      </w:r>
+      <w:r>
+        <w:t xml:space="preserve"> 停掉这一路。同一路相机上这几种模式互斥。</w:t>
+      </w:r>
+    </w:p>
+    <w:p>
+      <w:pPr>
+        <w:pStyle w:val="ListBullet"/>
+        <w:ind w:left="480"/>
+      </w:pPr>
+      <w:r>
+        <w:t xml:space="preserve">wait: </w:t>
+      </w:r>
+      <w:r>
+        <w:rPr>
+          <w:rFonts w:ascii="Consolas" w:hAnsi="Consolas"/>
+        </w:rPr>
+        <w:t>mode='yolo'</w:t>
+      </w:r>
+      <w:r>
+        <w:t xml:space="preserve"> 时是否等到这一路</w:t>
+      </w:r>
+      <w:r>
+        <w:rPr>
+          <w:b/>
+        </w:rPr>
+        <w:t>真的出检测数据</w:t>
+      </w:r>
+      <w:r>
+        <w:t xml:space="preserve">才返回。 默认 True——只发请求不等的话，紧接着的 </w:t>
+      </w:r>
+      <w:r>
+        <w:rPr>
+          <w:rFonts w:ascii="Consolas" w:hAnsi="Consolas"/>
+        </w:rPr>
+        <w:t>wait_for_detection()</w:t>
+      </w:r>
+      <w:r>
+        <w:t xml:space="preserve"> 很可能在节点还没起好时就开始等。</w:t>
+      </w:r>
+    </w:p>
+    <w:p>
+      <w:pPr>
+        <w:pStyle w:val="ListBullet"/>
+        <w:ind w:left="480"/>
+      </w:pPr>
+      <w:r>
+        <w:t>timeout: 等出数据的超时秒数。实测正常 4 秒，默认给足余量。</w:t>
+      </w:r>
+    </w:p>
+    <w:p>
+      <w:r>
+        <w:rPr>
+          <w:rFonts w:ascii="Consolas" w:hAnsi="Consolas"/>
+          <w:b/>
+          <w:sz w:val="22"/>
+        </w:rPr>
+        <w:t>PHOTO_DIR</w:t>
+      </w:r>
+    </w:p>
+    <w:p>
+      <w:r>
+        <w:rPr>
+          <w:i/>
+          <w:sz w:val="18"/>
+        </w:rPr>
+        <w:t>第 39 行首次用到 · 拍照</w:t>
       </w:r>
     </w:p>
     <w:p>
@@ -1184,7 +1475,7 @@
           <w:i/>
           <w:sz w:val="18"/>
         </w:rPr>
-        <w:t>第 38 行首次用到 · 跨机协同</w:t>
+        <w:t>第 40 行首次用到 · 跨机协同</w:t>
       </w:r>
     </w:p>
     <w:p>
@@ -1239,7 +1530,7 @@
           <w:b/>
           <w:sz w:val="22"/>
         </w:rPr>
-        <w:t>takeoff(timeout: float=60.0, height_m: Optional[float]=None)</w:t>
+        <w:t>set_max_vel(max_vel_mps: float, timeout: float=5.0)</w:t>
       </w:r>
     </w:p>
     <w:p>
@@ -1248,45 +1539,21 @@
           <w:i/>
           <w:sz w:val="18"/>
         </w:rPr>
-        <w:t>第 39 行首次用到 · 起飞 / 降落 / 返航</w:t>
+        <w:t>第 41 行首次用到 · 航线飞行</w:t>
       </w:r>
     </w:p>
     <w:p>
       <w:r>
-        <w:t>起飞：发布</w:t>
+        <w:t>改</w:t>
       </w:r>
       <w:r>
         <w:rPr>
           <w:rFonts w:ascii="Consolas" w:hAnsi="Consolas"/>
         </w:rPr>
-        <w:t>TakeoffLand{TAKEOFF}</w:t>
-      </w:r>
-      <w:r>
-        <w:t>，阻塞直到</w:t>
-      </w:r>
-      <w:r>
-        <w:rPr>
-          <w:rFonts w:ascii="Consolas" w:hAnsi="Consolas"/>
-        </w:rPr>
-        <w:t>armed=True</w:t>
-      </w:r>
-      <w:r>
-        <w:rPr>
-          <w:b/>
-        </w:rPr>
-        <w:t>且</w:t>
-      </w:r>
-      <w:r>
-        <w:t>飞控自己的起飞状态机真正爬升到位、转入稳定悬停——不是</w:t>
-      </w:r>
-      <w:r>
-        <w:rPr>
-          <w:rFonts w:ascii="Consolas" w:hAnsi="Consolas"/>
-        </w:rPr>
-        <w:t>armed=True</w:t>
-      </w:r>
-      <w:r>
-        <w:t>就立刻返回。</w:t>
+        <w:t>ego_planner</w:t>
+      </w:r>
+      <w:r>
+        <w:t>的巡航限速，返回改之前的值（方便用完恢复）。</w:t>
       </w:r>
     </w:p>
     <w:p>
@@ -1303,34 +1570,7 @@
         <w:ind w:left="480"/>
       </w:pPr>
       <w:r>
-        <w:t>timeout: 总超时秒数，同时覆盖"等</w:t>
-      </w:r>
-      <w:r>
-        <w:rPr>
-          <w:rFonts w:ascii="Consolas" w:hAnsi="Consolas"/>
-        </w:rPr>
-        <w:t>armed=True</w:t>
-      </w:r>
-      <w:r>
-        <w:t>"和"等位置 稳定"这两段。默认从30秒提到60秒——实测确认这套仿真 （</w:t>
-      </w:r>
-      <w:r>
-        <w:rPr>
-          <w:rFonts w:ascii="Consolas" w:hAnsi="Consolas"/>
-        </w:rPr>
-        <w:t>uwb_imu</w:t>
-      </w:r>
-      <w:r>
-        <w:t>+</w:t>
-      </w:r>
-      <w:r>
-        <w:rPr>
-          <w:rFonts w:ascii="Consolas" w:hAnsi="Consolas"/>
-        </w:rPr>
-        <w:t>pt4ctrl</w:t>
-      </w:r>
-      <w:r>
-        <w:t>组合）从解锁到真正稳定悬停，中间 有一段爬升超调+振荡衰减的过程，衰减到0.3米容差以内 经常要20~30秒量级，30秒的旧默认值不够用。</w:t>
+        <w:t>max_vel_mps: 新的限速，米/秒。必须为正。</w:t>
       </w:r>
     </w:p>
     <w:p>
@@ -1339,6 +1579,135 @@
         <w:ind w:left="480"/>
       </w:pPr>
       <w:r>
+        <w:t>timeout: 等参数服务响应的超时秒数。</w:t>
+      </w:r>
+    </w:p>
+    <w:p>
+      <w:r>
+        <w:rPr>
+          <w:rFonts w:ascii="Consolas" w:hAnsi="Consolas"/>
+          <w:b/>
+          <w:sz w:val="22"/>
+        </w:rPr>
+        <w:t>max_vel_mps</w:t>
+      </w:r>
+    </w:p>
+    <w:p>
+      <w:r>
+        <w:rPr>
+          <w:i/>
+          <w:sz w:val="18"/>
+        </w:rPr>
+        <w:t>第 41 行首次用到 · 航线飞行</w:t>
+      </w:r>
+    </w:p>
+    <w:p>
+      <w:r>
+        <w:rPr>
+          <w:rFonts w:ascii="Consolas" w:hAnsi="Consolas"/>
+          <w:b/>
+          <w:sz w:val="22"/>
+        </w:rPr>
+        <w:t>takeoff(timeout: float=60.0, height_m: Optional[float]=None)</w:t>
+      </w:r>
+    </w:p>
+    <w:p>
+      <w:r>
+        <w:rPr>
+          <w:i/>
+          <w:sz w:val="18"/>
+        </w:rPr>
+        <w:t>第 42 行首次用到 · 起飞 / 降落 / 返航</w:t>
+      </w:r>
+    </w:p>
+    <w:p>
+      <w:r>
+        <w:t>起飞：发布</w:t>
+      </w:r>
+      <w:r>
+        <w:rPr>
+          <w:rFonts w:ascii="Consolas" w:hAnsi="Consolas"/>
+        </w:rPr>
+        <w:t>TakeoffLand{TAKEOFF}</w:t>
+      </w:r>
+      <w:r>
+        <w:t>，阻塞直到</w:t>
+      </w:r>
+      <w:r>
+        <w:rPr>
+          <w:rFonts w:ascii="Consolas" w:hAnsi="Consolas"/>
+        </w:rPr>
+        <w:t>armed=True</w:t>
+      </w:r>
+      <w:r>
+        <w:rPr>
+          <w:b/>
+        </w:rPr>
+        <w:t>且</w:t>
+      </w:r>
+      <w:r>
+        <w:t>飞控自己的起飞状态机真正爬升到位、转入稳定悬停——不是</w:t>
+      </w:r>
+      <w:r>
+        <w:rPr>
+          <w:rFonts w:ascii="Consolas" w:hAnsi="Consolas"/>
+        </w:rPr>
+        <w:t>armed=True</w:t>
+      </w:r>
+      <w:r>
+        <w:t>就立刻返回。</w:t>
+      </w:r>
+    </w:p>
+    <w:p>
+      <w:r>
+        <w:rPr>
+          <w:b/>
+        </w:rPr>
+        <w:t>参数</w:t>
+      </w:r>
+    </w:p>
+    <w:p>
+      <w:pPr>
+        <w:pStyle w:val="ListBullet"/>
+        <w:ind w:left="480"/>
+      </w:pPr>
+      <w:r>
+        <w:t>timeout: 总超时秒数，同时覆盖"等</w:t>
+      </w:r>
+      <w:r>
+        <w:rPr>
+          <w:rFonts w:ascii="Consolas" w:hAnsi="Consolas"/>
+        </w:rPr>
+        <w:t>armed=True</w:t>
+      </w:r>
+      <w:r>
+        <w:t>"和"等位置 稳定"这两段。默认从30秒提到60秒——实测确认这套仿真 （</w:t>
+      </w:r>
+      <w:r>
+        <w:rPr>
+          <w:rFonts w:ascii="Consolas" w:hAnsi="Consolas"/>
+        </w:rPr>
+        <w:t>uwb_imu</w:t>
+      </w:r>
+      <w:r>
+        <w:t>+</w:t>
+      </w:r>
+      <w:r>
+        <w:rPr>
+          <w:rFonts w:ascii="Consolas" w:hAnsi="Consolas"/>
+        </w:rPr>
+        <w:t>pt4ctrl</w:t>
+      </w:r>
+      <w:r>
+        <w:t>组合）从解锁到真正稳定悬停，中间 有一段爬升超调+振荡衰减的过程，衰减到0.3米容差以内 经常要20~30秒量级，30秒的旧默认值不够用。</w:t>
+      </w:r>
+    </w:p>
+    <w:p>
+      <w:pPr>
+        <w:pStyle w:val="ListBullet"/>
+        <w:ind w:left="480"/>
+      </w:pPr>
+      <w:r>
         <w:t xml:space="preserve">height_m: 起飞到多高（米，离地）。不给就用飞控 </w:t>
       </w:r>
       <w:r>
@@ -1367,7 +1736,7 @@
           <w:i/>
           <w:sz w:val="18"/>
         </w:rPr>
-        <w:t>第 40 行首次用到 · 航线飞行</w:t>
+        <w:t>第 43 行首次用到 · 航线飞行</w:t>
       </w:r>
     </w:p>
     <w:p>
@@ -1444,7 +1813,7 @@
           <w:i/>
           <w:sz w:val="18"/>
         </w:rPr>
-        <w:t>第 44 行首次用到 · 视觉：识别与对准</w:t>
+        <w:t>第 47 行首次用到 · 视觉：识别与对准</w:t>
       </w:r>
     </w:p>
     <w:p>
@@ -1562,7 +1931,7 @@
           <w:i/>
           <w:sz w:val="18"/>
         </w:rPr>
-        <w:t>第 45 行首次用到 · 拍照</w:t>
+        <w:t>第 48 行首次用到 · 拍照</w:t>
       </w:r>
     </w:p>
     <w:p>
@@ -1662,7 +2031,7 @@
           <w:i/>
           <w:sz w:val="18"/>
         </w:rPr>
-        <w:t>第 46 行首次用到 · 航线飞行</w:t>
+        <w:t>第 49 行首次用到 · 航线飞行</w:t>
       </w:r>
     </w:p>
     <w:p>
@@ -1721,7 +2090,7 @@
           <w:i/>
           <w:sz w:val="18"/>
         </w:rPr>
-        <w:t>第 47 行首次用到 · 声光播报</w:t>
+        <w:t>第 50 行首次用到 · 声光播报</w:t>
       </w:r>
     </w:p>
     <w:p>
@@ -1789,7 +2158,7 @@
           <w:i/>
           <w:sz w:val="18"/>
         </w:rPr>
-        <w:t>第 48 行首次用到 · 跨机协同</w:t>
+        <w:t>第 51 行首次用到 · 跨机协同</w:t>
       </w:r>
     </w:p>
     <w:p>
@@ -1875,7 +2244,7 @@
           <w:i/>
           <w:sz w:val="18"/>
         </w:rPr>
-        <w:t>第 49 行首次用到 · 跨机协同</w:t>
+        <w:t>第 52 行首次用到 · 跨机协同</w:t>
       </w:r>
     </w:p>
     <w:p>
@@ -1970,7 +2339,7 @@
           <w:i/>
           <w:sz w:val="18"/>
         </w:rPr>
-        <w:t>第 50 行首次用到 · 抓放与发射</w:t>
+        <w:t>第 53 行首次用到 · 抓放与发射</w:t>
       </w:r>
     </w:p>
     <w:p>
@@ -2052,7 +2421,7 @@
           <w:i/>
           <w:sz w:val="18"/>
         </w:rPr>
-        <w:t>第 53 行首次用到 · 跨机协同</w:t>
+        <w:t>第 56 行首次用到 · 跨机协同</w:t>
       </w:r>
     </w:p>
     <w:p>
@@ -2120,7 +2489,7 @@
           <w:i/>
           <w:sz w:val="18"/>
         </w:rPr>
-        <w:t>第 55 行首次用到 · 视觉：识别与对准</w:t>
+        <w:t>第 58 行首次用到 · 视觉：识别与对准</w:t>
       </w:r>
     </w:p>
     <w:p>
@@ -2151,7 +2520,7 @@
         <w:t>[(标签, (wx, wy), 观察位名, 机头朝向°, 这站要不要查), ...]</w:t>
       </w:r>
       <w:r>
-        <w:t>。 连续两站是同一个观察位时不重复飞，只原地转向（任务3 的 M 点 要先朝南拍 3# 楼、再原地转 180° 查 2# 楼）。</w:t>
+        <w:t>。 连续两站是同一个观察位时不重复飞，只原地转向（任务3 的 M 点 要先朝南拍 1# 楼、再原地转 180° 查 2# 楼；2026-10-11 编号互换 前这一站是 3# 楼）。</w:t>
       </w:r>
     </w:p>
     <w:p>
@@ -2242,7 +2611,7 @@
           <w:b/>
           <w:sz w:val="22"/>
         </w:rPr>
-        <w:t>lead_formation(route: Sequence[Tuple[float, float]], spacing_m: Optional[float]=None, agl_m: float=2.0, hold_s: float=2.0, start_xy: Optional[Tuple[float, float]]=None, final_xy: Optional[Tuple[float, float]]=None, disband_at: Optional[Tuple[float, float]]=None, wait_follower_s: float=300.0, tail_direct: bool=False)</w:t>
+        <w:t>lead_formation(route: Sequence[Tuple[float, float]], spacing_m: Optional[float]=None, agl_m: float=2.0, hold_s: float=2.0, start_xy: Optional[Tuple[float, float]]=None, direct_legs: Optional[Sequence[Tuple[Tuple[float, float], Tuple[float, float]]]]=None, final_xy: Optional[Tuple[float, float]]=None, disband_at: Optional[Tuple[float, float]]=None, wait_follower_s: float=300.0, tail_direct: bool=False, turn_at_waypoint: bool=False)</w:t>
       </w:r>
     </w:p>
     <w:p>
@@ -2251,7 +2620,7 @@
           <w:i/>
           <w:sz w:val="18"/>
         </w:rPr>
-        <w:t>第 61 行首次用到 · 编队</w:t>
+        <w:t>第 64 行首次用到 · 编队</w:t>
       </w:r>
     </w:p>
     <w:p>
@@ -2363,7 +2732,97 @@
         <w:ind w:left="480"/>
       </w:pPr>
       <w:r>
-        <w:t>final_xy: 航线跑完再飞到哪儿（默认 route[0]）。</w:t>
+        <w:t>direct_legs: 指定哪些航段走</w:t>
+      </w:r>
+      <w:r>
+        <w:rPr>
+          <w:b/>
+        </w:rPr>
+        <w:t>直飞</w:t>
+      </w:r>
+      <w:r>
+        <w:t>（</w:t>
+      </w:r>
+      <w:r>
+        <w:rPr>
+          <w:rFonts w:ascii="Consolas" w:hAnsi="Consolas"/>
+        </w:rPr>
+        <w:t>goto_direct</w:t>
+      </w:r>
+      <w:r>
+        <w:t xml:space="preserve">，不经规划器、 </w:t>
+      </w:r>
+      <w:r>
+        <w:rPr>
+          <w:b/>
+        </w:rPr>
+        <w:t>没有避障</w:t>
+      </w:r>
+      <w:r>
+        <w:t xml:space="preserve">），元素是世界坐标的 </w:t>
+      </w:r>
+      <w:r>
+        <w:rPr>
+          <w:rFonts w:ascii="Consolas" w:hAnsi="Consolas"/>
+        </w:rPr>
+        <w:t>(起点, 终点)</w:t>
+      </w:r>
+      <w:r>
+        <w:t xml:space="preserve"> 对，比如 </w:t>
+      </w:r>
+      <w:r>
+        <w:rPr>
+          <w:rFonts w:ascii="Consolas" w:hAnsi="Consolas"/>
+        </w:rPr>
+        <w:t>[(ROUTE_B, ROUTE_C), (ROUTE_C, ROUTE_G)]</w:t>
+      </w:r>
+      <w:r>
+        <w:t xml:space="preserve">。不在表里的航段照常 走规划器。 ⚠️ </w:t>
+      </w:r>
+      <w:r>
+        <w:rPr>
+          <w:b/>
+        </w:rPr>
+        <w:t>每一段都必须先用 `tools/check_route.py --direct` 核过余量</w:t>
+      </w:r>
+      <w:r>
+        <w:t xml:space="preserve">。 2026-10-01 就是手算漏了 </w:t>
+      </w:r>
+      <w:r>
+        <w:rPr>
+          <w:rFonts w:ascii="Consolas" w:hAnsi="Consolas"/>
+        </w:rPr>
+        <w:t>obstacle_cylinder</w:t>
+      </w:r>
+      <w:r>
+        <w:t>，把正穿 6 米高柱子的 航段判成"干净"改成直飞，结果擦墙摔机（那根圆柱 2026-10-11 已被 用户去掉，但"不手算、用工具"这条照旧）。工具会把布局文件里的 立柱/避障圆柱/仿地模块/四面墙</w:t>
+      </w:r>
+      <w:r>
+        <w:rPr>
+          <w:b/>
+        </w:rPr>
+        <w:t>全部</w:t>
+      </w:r>
+      <w:r>
+        <w:t>读出来算。 ⚠️ 工具只算</w:t>
+      </w:r>
+      <w:r>
+        <w:rPr>
+          <w:b/>
+        </w:rPr>
+        <w:t>水平</w:t>
+      </w:r>
+      <w:r>
+        <w:t>余量，不看障碍高度。像"仿地模块"这种高 0.6 m （2026-10-11 用户从 0.5 改的）的地面凸起，它会报余量 0、判定 不可直飞，但巡航 1.5 m 时从上方飞过是安全的——这种例外要自己判断，并且记住：</w:t>
+      </w:r>
+      <w:r>
+        <w:rPr>
+          <w:b/>
+        </w:rPr>
+        <w:t>巡航高度一旦降低， 结论就不再成立</w:t>
+      </w:r>
+      <w:r>
+        <w:t>。</w:t>
       </w:r>
     </w:p>
     <w:p>
@@ -2372,16 +2831,7 @@
         <w:ind w:left="480"/>
       </w:pPr>
       <w:r>
-        <w:t>disband_at: 给了就按"</w:t>
-      </w:r>
-      <w:r>
-        <w:rPr>
-          <w:b/>
-        </w:rPr>
-        <w:t>僚机过了这个航点</w:t>
-      </w:r>
-      <w:r>
-        <w:t>"解散；不给按"长机飞回 自己起飞点上空"解散。</w:t>
+        <w:t>final_xy: 航线跑完再飞到哪儿（默认 route[0]）。</w:t>
       </w:r>
     </w:p>
     <w:p>
@@ -2390,7 +2840,16 @@
         <w:ind w:left="480"/>
       </w:pPr>
       <w:r>
-        <w:t>wait_follower_s: 等僚机到站位的上限，等不到也照飞。</w:t>
+        <w:t>disband_at: 给了就按"</w:t>
+      </w:r>
+      <w:r>
+        <w:rPr>
+          <w:b/>
+        </w:rPr>
+        <w:t>僚机过了这个航点</w:t>
+      </w:r>
+      <w:r>
+        <w:t>"解散；不给按"长机飞回 自己起飞点上空"解散。</w:t>
       </w:r>
     </w:p>
     <w:p>
@@ -2399,6 +2858,15 @@
         <w:ind w:left="480"/>
       </w:pPr>
       <w:r>
+        <w:t>wait_follower_s: 等僚机到站位的上限，等不到也照飞。</w:t>
+      </w:r>
+    </w:p>
+    <w:p>
+      <w:pPr>
+        <w:pStyle w:val="ListBullet"/>
+        <w:ind w:left="480"/>
+      </w:pPr>
+      <w:r>
         <w:t xml:space="preserve">tail_direct: 最后一段（飞往 final_xy 那一段）走直线。 </w:t>
       </w:r>
       <w:r>
@@ -2418,6 +2886,105 @@
       </w:r>
       <w:r>
         <w:t xml:space="preserve"> 的 direct：必须算过这条直线的余量。</w:t>
+      </w:r>
+    </w:p>
+    <w:p>
+      <w:pPr>
+        <w:pStyle w:val="ListBullet"/>
+        <w:ind w:left="480"/>
+      </w:pPr>
+      <w:r>
+        <w:t>turn_at_waypoint: 拐点要不要把机头转到下一段航向。</w:t>
+      </w:r>
+      <w:r>
+        <w:rPr>
+          <w:b/>
+        </w:rPr>
+        <w:t>默认 False=不转</w:t>
+      </w:r>
+      <w:r>
+        <w:t xml:space="preserve"> （2026-10-05 用户要求改成默认不转向）。 · False：机头保持进入编队段时的朝向不变，整条航线不动。</w:t>
+      </w:r>
+      <w:r>
+        <w:rPr>
+          <w:rFonts w:ascii="Consolas" w:hAnsi="Consolas"/>
+        </w:rPr>
+        <w:t>hold_s</w:t>
+      </w:r>
+      <w:r>
+        <w:t xml:space="preserve"> 仍然照停——那个停顿是给僚机收间距用的，跟转不转向无关。 · True：拐点先停下把机头转到该段航向再前飞（</w:t>
+      </w:r>
+      <w:r>
+        <w:rPr>
+          <w:rFonts w:ascii="Consolas" w:hAnsi="Consolas"/>
+        </w:rPr>
+        <w:t>face_yaw()</w:t>
+      </w:r>
+      <w:r>
+        <w:t xml:space="preserve">，容差 5°、超时 15 秒）。实际转速受两级限幅：traj_server 的 </w:t>
+      </w:r>
+      <w:r>
+        <w:rPr>
+          <w:rFonts w:ascii="Consolas" w:hAnsi="Consolas"/>
+        </w:rPr>
+        <w:t>yaw_dot_max</w:t>
+      </w:r>
+      <w:r>
+        <w:t xml:space="preserve">（EGO_YAW_DOT_MAX，真机 0.8 rad/s ≈ 45.8 °/s）和 飞控的 </w:t>
+      </w:r>
+      <w:r>
+        <w:rPr>
+          <w:rFonts w:ascii="Consolas" w:hAnsi="Consolas"/>
+        </w:rPr>
+        <w:t>MPC_YAWRAUTO_MAX</w:t>
+      </w:r>
+      <w:r>
+        <w:t xml:space="preserve">（真机 45.0 °/s，实际瓶颈），所以 90° 左右的拐点约 2 秒转完，跟 </w:t>
+      </w:r>
+      <w:r>
+        <w:rPr>
+          <w:rFonts w:ascii="Consolas" w:hAnsi="Consolas"/>
+        </w:rPr>
+        <w:t>hold_s=2.0</w:t>
+      </w:r>
+      <w:r>
+        <w:t xml:space="preserve"> 刚好吻合。 ⚠️ 这一项只管长机。僚机那侧是 </w:t>
+      </w:r>
+      <w:r>
+        <w:rPr>
+          <w:rFonts w:ascii="Consolas" w:hAnsi="Consolas"/>
+        </w:rPr>
+        <w:t>follow_formation()</w:t>
+      </w:r>
+      <w:r>
+        <w:t xml:space="preserve"> 的</w:t>
+      </w:r>
+      <w:r>
+        <w:rPr>
+          <w:b/>
+        </w:rPr>
+        <w:t>同名参数</w:t>
+      </w:r>
+      <w:r>
+        <w:t xml:space="preserve"> （默认值也是 False），它往下传成 </w:t>
+      </w:r>
+      <w:r>
+        <w:rPr>
+          <w:rFonts w:ascii="Consolas" w:hAnsi="Consolas"/>
+        </w:rPr>
+        <w:t>formation_follower_node</w:t>
+      </w:r>
+      <w:r>
+        <w:t xml:space="preserve"> 的 </w:t>
+      </w:r>
+      <w:r>
+        <w:rPr>
+          <w:rFonts w:ascii="Consolas" w:hAnsi="Consolas"/>
+        </w:rPr>
+        <w:t>yaw_follow_leg</w:t>
+      </w:r>
+      <w:r>
+        <w:t>。两边分别设置、互不联动——要一致就两边给同一个值。</w:t>
       </w:r>
     </w:p>
     <w:p>
@@ -2450,7 +3017,7 @@
           <w:i/>
           <w:sz w:val="18"/>
         </w:rPr>
-        <w:t>第 64 行首次用到 · 航线飞行</w:t>
+        <w:t>第 67 行首次用到 · 航线飞行</w:t>
       </w:r>
     </w:p>
     <w:p>
@@ -2563,7 +3130,7 @@
           <w:i/>
           <w:sz w:val="18"/>
         </w:rPr>
-        <w:t>第 78 行首次用到 · 跨机协同</w:t>
+        <w:t>第 84 行首次用到 · 跨机协同</w:t>
       </w:r>
     </w:p>
     <w:p>
@@ -2622,7 +3189,7 @@
           <w:b/>
           <w:sz w:val="22"/>
         </w:rPr>
-        <w:t>fetch_from(wxy: Tuple[float, float], class_id: str, what: str='物资', agl_m: float=2.0, sound: Optional[str]=None, direct: bool=False)</w:t>
+        <w:t>fetch_from(wxy: Tuple[float, float], class_id: str, what: str='物资', agl_m: float=2.0, sound: Optional[str]=None, direct: bool=False, precise: bool=True)</w:t>
       </w:r>
     </w:p>
     <w:p>
@@ -2631,7 +3198,7 @@
           <w:i/>
           <w:sz w:val="18"/>
         </w:rPr>
-        <w:t>第 83 行首次用到 · 抓放与发射</w:t>
+        <w:t>第 96 行首次用到 · 抓放与发射</w:t>
       </w:r>
     </w:p>
     <w:p>
@@ -2729,6 +3296,33 @@
       </w:r>
     </w:p>
     <w:p>
+      <w:pPr>
+        <w:pStyle w:val="ListBullet"/>
+        <w:ind w:left="480"/>
+      </w:pPr>
+      <w:r>
+        <w:t xml:space="preserve">precise: True（默认）= 走 </w:t>
+      </w:r>
+      <w:r>
+        <w:rPr>
+          <w:rFonts w:ascii="Consolas" w:hAnsi="Consolas"/>
+        </w:rPr>
+        <w:t>land_on()</w:t>
+      </w:r>
+      <w:r>
+        <w:t xml:space="preserve"> 的边瞄边降，对准标识再抓； False = </w:t>
+      </w:r>
+      <w:r>
+        <w:rPr>
+          <w:b/>
+        </w:rPr>
+        <w:t>只飞到点上空直接降落</w:t>
+      </w:r>
+      <w:r>
+        <w:t>，不碰视觉。 什么时候用 False：抓取动作本身不要求对准标识的场合——比如综合任务 高层火情轮取灭火器材，用户 2026-10-07 明确："高楼火情物资点降落 只是做一个动作，不需要精降"。地面火情轮取灭火弹仍要精降（不对准 就抓不到）。</w:t>
+      </w:r>
+    </w:p>
+    <w:p>
       <w:r>
         <w:rPr>
           <w:rFonts w:ascii="Consolas" w:hAnsi="Consolas"/>
@@ -2744,7 +3338,7 @@
           <w:i/>
           <w:sz w:val="18"/>
         </w:rPr>
-        <w:t>第 86 行首次用到 · 航线飞行</w:t>
+        <w:t>第 102 行首次用到 · 航线飞行</w:t>
       </w:r>
     </w:p>
     <w:p>
@@ -2871,7 +3465,7 @@
           <w:i/>
           <w:sz w:val="18"/>
         </w:rPr>
-        <w:t>第 97 行首次用到 · 航线飞行</w:t>
+        <w:t>第 113 行首次用到 · 航线飞行</w:t>
       </w:r>
     </w:p>
     <w:p>
@@ -2903,7 +3497,7 @@
           <w:b/>
           <w:sz w:val="22"/>
         </w:rPr>
-        <w:t>follow_formation(spacing_m: Optional[float]=None, agl_m: float=2.0, join: str='station', route_wait_s: float=60.0, done_wait_s: float=600.0)</w:t>
+        <w:t>follow_formation(spacing_m: Optional[float]=None, agl_m: float=2.0, join: str='station', route_wait_s: float=60.0, done_wait_s: float=600.0, turn_at_waypoint: bool=False)</w:t>
       </w:r>
     </w:p>
     <w:p>
@@ -2912,7 +3506,7 @@
           <w:i/>
           <w:sz w:val="18"/>
         </w:rPr>
-        <w:t>第 100 行首次用到 · 编队</w:t>
+        <w:t>第 116 行首次用到 · 编队</w:t>
       </w:r>
     </w:p>
     <w:p>
@@ -3019,13 +3613,130 @@
       </w:r>
     </w:p>
     <w:p>
+      <w:pPr>
+        <w:pStyle w:val="ListBullet"/>
+        <w:ind w:left="480"/>
+      </w:pPr>
+      <w:r>
+        <w:t>turn_at_waypoint: 拐点要不要把机头转到下一段航向。</w:t>
+      </w:r>
+      <w:r>
+        <w:rPr>
+          <w:b/>
+        </w:rPr>
+        <w:t>默认 False=不转</w:t>
+      </w:r>
+      <w:r>
+        <w:t xml:space="preserve"> （2026-10-05 跟长机 </w:t>
+      </w:r>
+      <w:r>
+        <w:rPr>
+          <w:rFonts w:ascii="Consolas" w:hAnsi="Consolas"/>
+        </w:rPr>
+        <w:t>lead_formation()</w:t>
+      </w:r>
+      <w:r>
+        <w:t xml:space="preserve"> 的同名参数对齐，默认值 也一样，两边一起不转才不会出现"长机机头不动、僚机在拐点转"的 不一致）。 · False：传 </w:t>
+      </w:r>
+      <w:r>
+        <w:rPr>
+          <w:rFonts w:ascii="Consolas" w:hAnsi="Consolas"/>
+        </w:rPr>
+        <w:t>turn_in_place=False</w:t>
+      </w:r>
+      <w:r>
+        <w:t xml:space="preserve"> 给 </w:t>
+      </w:r>
+      <w:r>
+        <w:rPr>
+          <w:rFonts w:ascii="Consolas" w:hAnsi="Consolas"/>
+        </w:rPr>
+        <w:t>formation_follower_node</w:t>
+      </w:r>
+      <w:r>
+        <w:t xml:space="preserve"> （也就是把它的 </w:t>
+      </w:r>
+      <w:r>
+        <w:rPr>
+          <w:rFonts w:ascii="Consolas" w:hAnsi="Consolas"/>
+        </w:rPr>
+        <w:t>yaw_follow_leg</w:t>
+      </w:r>
+      <w:r>
+        <w:t xml:space="preserve"> 关掉），僚机全程机头不变； 入列前飞站位点那一次 </w:t>
+      </w:r>
+      <w:r>
+        <w:rPr>
+          <w:rFonts w:ascii="Consolas" w:hAnsi="Consolas"/>
+        </w:rPr>
+        <w:t>face_yaw()</w:t>
+      </w:r>
+      <w:r>
+        <w:t xml:space="preserve"> 也一并跳过。 · True：拐点先停下转到该段航向再前飞。⚠️ 那条路的门控 （</w:t>
+      </w:r>
+      <w:r>
+        <w:rPr>
+          <w:rFonts w:ascii="Consolas" w:hAnsi="Consolas"/>
+        </w:rPr>
+        <w:t>_yaw_turning</w:t>
+      </w:r>
+      <w:r>
+        <w:t>）</w:t>
+      </w:r>
+      <w:r>
+        <w:rPr>
+          <w:b/>
+        </w:rPr>
+        <w:t>只有"机头真的转到位"一个出口、没有超时逃生</w:t>
+      </w:r>
+      <w:r>
+        <w:t>， 航向指令一旦不生效（例如 PX4CTRL_YAW_LOCK_ENABLED=true）僚机会 永久悬停——2026-10-04 真机就是这么挂的。 ⚠️ 不管这一项取什么值，</w:t>
+      </w:r>
+      <w:r>
+        <w:rPr>
+          <w:rFonts w:ascii="Consolas" w:hAnsi="Consolas"/>
+        </w:rPr>
+        <w:t>leg_route</w:t>
+      </w:r>
+      <w:r>
+        <w:t xml:space="preserve"> 都照常下发：它除了定航向，还 用来算</w:t>
+      </w:r>
+      <w:r>
+        <w:rPr>
+          <w:b/>
+        </w:rPr>
+        <w:t>航线里程尺</w:t>
+      </w:r>
+      <w:r>
+        <w:t>（清洗长机轨迹）和</w:t>
+      </w:r>
+      <w:r>
+        <w:rPr>
+          <w:b/>
+        </w:rPr>
+        <w:t>拐点前馈收油</w:t>
+      </w:r>
+      <w:r>
+        <w:t xml:space="preserve"> （</w:t>
+      </w:r>
+      <w:r>
+        <w:rPr>
+          <w:rFonts w:ascii="Consolas" w:hAnsi="Consolas"/>
+        </w:rPr>
+        <w:t>corner_ff_radius_m</w:t>
+      </w:r>
+      <w:r>
+        <w:t>），关掉航向不等于不需要航线。</w:t>
+      </w:r>
+    </w:p>
+    <w:p>
       <w:r>
         <w:rPr>
           <w:rFonts w:ascii="Consolas" w:hAnsi="Consolas"/>
           <w:b/>
           <w:sz w:val="22"/>
         </w:rPr>
-        <w:t>release_at(wxy: Tuple[float, float], class_id: str, what: str='物资', agl_m: float=2.0, sound: Optional[str]=None, direct: bool=False)</w:t>
+        <w:t>release_at(wxy: Tuple[float, float], class_id: str='', what: str='物资', agl_m: float=2.0, sound: Optional[str]=None, direct: bool=False, precise: bool=False)</w:t>
       </w:r>
     </w:p>
     <w:p>
@@ -3034,12 +3745,12 @@
           <w:i/>
           <w:sz w:val="18"/>
         </w:rPr>
-        <w:t>第 101 行首次用到 · 抓放与发射</w:t>
+        <w:t>第 117 行首次用到 · 抓放与发射</w:t>
       </w:r>
     </w:p>
     <w:p>
       <w:r>
-        <w:t>飞到物资点 -&gt; 边瞄边降到底 -&gt; 松开 -&gt; 起飞回巡航高度。</w:t>
+        <w:t>飞到物资点 -&gt; 降落 -&gt; 松开 -&gt; 起飞回巡航高度。</w:t>
       </w:r>
     </w:p>
     <w:p>
@@ -3065,7 +3776,16 @@
         <w:ind w:left="480"/>
       </w:pPr>
       <w:r>
-        <w:t>class_id: 物资点上贴的标识，用来边瞄边降。</w:t>
+        <w:t>class_id: 物资点上贴的标识。</w:t>
+      </w:r>
+      <w:r>
+        <w:rPr>
+          <w:b/>
+        </w:rPr>
+        <w:t>只有 `precise=True` 时才用到</w:t>
+      </w:r>
+      <w:r>
+        <w:t>。</w:t>
       </w:r>
     </w:p>
     <w:p>
@@ -3123,6 +3843,24 @@
       </w:r>
     </w:p>
     <w:p>
+      <w:pPr>
+        <w:pStyle w:val="ListBullet"/>
+        <w:ind w:left="480"/>
+      </w:pPr>
+      <w:r>
+        <w:t xml:space="preserve">precise: True = 仍走 </w:t>
+      </w:r>
+      <w:r>
+        <w:rPr>
+          <w:rFonts w:ascii="Consolas" w:hAnsi="Consolas"/>
+        </w:rPr>
+        <w:t>land_on()</w:t>
+      </w:r>
+      <w:r>
+        <w:t xml:space="preserve"> 的边瞄边降（需要下视看得见 class_id）。</w:t>
+      </w:r>
+    </w:p>
+    <w:p>
       <w:r>
         <w:rPr>
           <w:rFonts w:ascii="Consolas" w:hAnsi="Consolas"/>
@@ -3138,7 +3876,7 @@
           <w:i/>
           <w:sz w:val="18"/>
         </w:rPr>
-        <w:t>第 103 行首次用到 · 起飞 / 降落 / 返航</w:t>
+        <w:t>第 122 行首次用到 · 起飞 / 降落 / 返航</w:t>
       </w:r>
     </w:p>
     <w:p>
@@ -3256,7 +3994,7 @@
           <w:b/>
           <w:sz w:val="22"/>
         </w:rPr>
-        <w:t>run(leader: Any, follower: Any, description: Optional[str]=None, spacing_m: float=4.0)</w:t>
+        <w:t>run(leader: Any, follower: Any, description: Optional[str]=None, spacing_m: float=5.0)</w:t>
       </w:r>
     </w:p>
     <w:p>
@@ -3265,7 +4003,7 @@
           <w:i/>
           <w:sz w:val="18"/>
         </w:rPr>
-        <w:t>第 107 行首次用到 · 程序入口  ·  staticmethod</w:t>
+        <w:t>第 126 行首次用到 · 程序入口  ·  staticmethod</w:t>
       </w:r>
     </w:p>
     <w:p>
